--- a/CSE598-capstone-proposal-template.docx
+++ b/CSE598-capstone-proposal-template.docx
@@ -248,7 +248,7 @@
           </w:tcPr>
           <w:p>
             <w:r>
-              <w:t>https://github.com/imonuilsuleimanov/CSE598-Capstone-Baseline</w:t>
+              <w:t>https://github.com/Imonuil12/CSE598-Capstone-Baseline</w:t>
             </w:r>
           </w:p>
         </w:tc>
